--- a/entregables/word/actividad_cine_mathmagic_land.docx
+++ b/entregables/word/actividad_cine_mathmagic_land.docx
@@ -101,7 +101,7 @@
         <w:rPr>
           <w:b w:val="0"/>
         </w:rPr>
-        <w:t xml:space="preserve">, un solo pliego de papel que se llena zona por zona mientras avanza la película. Al final aparece una puerta cerrada —que en la película Donald no puede abrir— y el curso sí la abre, porque el código es el número que llevan cuatro pausas midiendo sin saberlo: </w:t>
+        <w:t xml:space="preserve">, un cuadernillo de tres hojas que se llena zona por zona mientras avanza la película. Al final aparece una puerta cerrada —que en la película Donald no puede abrir— y el curso sí la abre, porque el código es el número que llevan cuatro pausas midiendo sin saberlo: </w:t>
       </w:r>
       <w:r>
         <w:rPr>
@@ -439,13 +439,13 @@
         <w:rPr>
           <w:b/>
         </w:rPr>
-        <w:t>un solo papel por equipo</w:t>
+        <w:t>un solo cuadernillo por equipo</w:t>
       </w:r>
       <w:r>
         <w:rPr>
           <w:b w:val="0"/>
         </w:rPr>
-        <w:t>: el docente reparte una hoja y ya, sin aplicaciones ni cables;</w:t>
+        <w:t>: el docente reparte tres hojas grapadas y ya, sin aplicaciones ni cables;</w:t>
       </w:r>
     </w:p>
     <w:p>
@@ -528,7 +528,7 @@
         <w:rPr>
           <w:b w:val="0"/>
         </w:rPr>
-        <w:t xml:space="preserve"> Cada equipo recibe el Códice, un pliego con cinco zonas vacías y una puerta cerrada al final. Cuando la película se detiene, el equipo tiene entre 6 y 9 minutos para resolver la zona correspondiente y llenarla; el docente pasa, revisa y estampa de 1 a 3 sellos según qué tan bien puedan </w:t>
+        <w:t xml:space="preserve"> Cada equipo recibe el Códice, un cuadernillo con cinco zonas vacías y una puerta cerrada al final. Cuando la película se detiene, el equipo tiene entre 6 y 9 minutos para resolver la zona correspondiente y llenarla; el docente pasa, revisa y estampa de 1 a 3 sellos según qué tan bien puedan </w:t>
       </w:r>
       <w:r>
         <w:rPr>
@@ -1232,7 +1232,7 @@
               <w:rPr>
                 <w:b w:val="0"/>
               </w:rPr>
-              <w:t>Miden a dos compañeros, promedian, discuten la carta trampa.</w:t>
+              <w:t>Miden a dos o tres compañeros, promedian, discuten la carta trampa.</w:t>
             </w:r>
           </w:p>
         </w:tc>
@@ -2182,7 +2182,7 @@
         <w:rPr>
           <w:b w:val="0"/>
         </w:rPr>
-        <w:t xml:space="preserve"> Midan a dos integrantes del equipo: estatura completa y altura del ombligo al piso. Dividan. </w:t>
+        <w:t xml:space="preserve"> Midan a dos o tres integrantes del equipo: estatura completa y altura del ombligo al piso. Dividan. </w:t>
       </w:r>
       <w:r>
         <w:rPr>
@@ -3400,13 +3400,13 @@
         <w:rPr>
           <w:b/>
         </w:rPr>
-        <w:t>un solo pliego</w:t>
+        <w:t>un solo cuadernillo</w:t>
       </w:r>
       <w:r>
         <w:rPr>
           <w:b w:val="0"/>
         </w:rPr>
-        <w:t xml:space="preserve"> al empezar, impreso por ambas caras. Está dividido así:</w:t>
+        <w:t xml:space="preserve"> al empezar: tres hojas A4 grapadas por la esquina. Está dividido así:</w:t>
       </w:r>
     </w:p>
     <w:p>
@@ -3553,7 +3553,19 @@
         <w:rPr>
           <w:b w:val="0"/>
         </w:rPr>
-        <w:t>El imprimible está en `recursos/imprimibles/codice_mathmagic_land.html`.</w:t>
+        <w:t xml:space="preserve">El imprimible está en `recursos/imprimibles/codice_mathmagic_land.html` y su versión ya paginada en `recursos/imprimibles/codice_mathmagic_land.pdf`. Son cuatro páginas: </w:t>
+      </w:r>
+      <w:r>
+        <w:rPr>
+          <w:b/>
+        </w:rPr>
+        <w:t>las tres primeras son del equipo y la cuarta es del docente</w:t>
+      </w:r>
+      <w:r>
+        <w:rPr>
+          <w:b w:val="0"/>
+        </w:rPr>
+        <w:t>, con las cartas trampa recortables y las respuestas.</w:t>
       </w:r>
     </w:p>
     <w:p>
@@ -4097,7 +4109,7 @@
         <w:rPr>
           <w:b w:val="0"/>
         </w:rPr>
-        <w:t>Un Códice impreso.</w:t>
+        <w:t>Un Códice impreso: páginas 1 a 3 del PDF, grapadas.</w:t>
       </w:r>
     </w:p>
     <w:p>
@@ -4975,7 +4987,7 @@
         <w:rPr>
           <w:b w:val="0"/>
         </w:rPr>
-        <w:t>2. Imprimir un Códice y una carta trampa por equipo.</w:t>
+        <w:t>2. Imprimir un Códice por equipo (páginas 1 a 3 del PDF) y recortar una carta trampa por equipo de la página 4.</w:t>
       </w:r>
     </w:p>
     <w:p>
